--- a/docs/docx/technical_documentation/04_TEST_METHODOLOGY.docx
+++ b/docs/docx/technical_documentation/04_TEST_METHODOLOGY.docx
@@ -42,7 +42,7 @@
         <w:t xml:space="preserve"> </w:t>
       </w:r>
       <w:r>
-        <w:t xml:space="preserve">3.10.523</w:t>
+        <w:t xml:space="preserve">3.10.696</w:t>
       </w:r>
       <w:r>
         <w:br/>
@@ -173,7 +173,7 @@
           <w:b/>
           <w:bCs/>
         </w:rPr>
-        <w:t xml:space="preserve">3.10.523</w:t>
+        <w:t xml:space="preserve">3.10.696</w:t>
       </w:r>
       <w:r>
         <w:t xml:space="preserve"> </w:t>
@@ -716,7 +716,7 @@
           <w:b/>
           <w:bCs/>
         </w:rPr>
-        <w:t xml:space="preserve">3.10.523</w:t>
+        <w:t xml:space="preserve">3.10.696</w:t>
       </w:r>
       <w:r>
         <w:t xml:space="preserve">.</w:t>
@@ -1265,7 +1265,7 @@
               <w:pStyle w:val="Compact"/>
             </w:pPr>
             <w:r>
-              <w:t xml:space="preserve">Есть лист результата; в логе версия 3.10.523; нет критичных ошибок</w:t>
+              <w:t xml:space="preserve">Есть лист результата; в логе версия 3.10.696; нет критичных ошибок</w:t>
             </w:r>
           </w:p>
         </w:tc>
@@ -2483,7 +2483,7 @@
               <w:pStyle w:val="Compact"/>
             </w:pPr>
             <w:r>
-              <w:t xml:space="preserve">Все пункты §5.1 выполнены; версия 3.10.523; критичных дефектов нет</w:t>
+              <w:t xml:space="preserve">Все пункты §5.1 выполнены; версия 3.10.696; критичных дефектов нет</w:t>
             </w:r>
           </w:p>
         </w:tc>
@@ -3242,7 +3242,7 @@
         <w:pStyle w:val="FirstParagraph"/>
       </w:pPr>
       <w:r>
-        <w:t xml:space="preserve">Методика обеспечивает воспроизводимую ручную приёмку комплекса libre-macros версии 3.10.523 по критериям ТТ/ТЗ без автоматических unit/regression pytest. Положительное заключение — при оценке «годно» или «годно с замечаниями» по протоколу §8.</w:t>
+        <w:t xml:space="preserve">Методика обеспечивает воспроизводимую ручную приёмку комплекса libre-macros версии 3.10.696 по критериям ТТ/ТЗ без автоматических unit/regression pytest. Положительное заключение — при оценке «годно» или «годно с замечаниями» по протоколу §8.</w:t>
       </w:r>
     </w:p>
     <w:bookmarkEnd w:id="30"/>
